--- a/PLAN/experiencia_es.docx
+++ b/PLAN/experiencia_es.docx
@@ -666,6 +666,61 @@
       </w:pPr>
       <w:r>
         <w:t xml:space="preserve">Medición de rentabilidad. Como cierre del módulo, se incorporó una herramienta de carácter semi-práctico destinada a medir de forma directa la rentabilidad real derivada de la selección basada en el flujo de dinero bajo. Su funcionamiento permite simular y comprobar cómo varía la rentabilidad en diferentes índices aplicando la estrategia de flujo de dinero bajo, combinándola de manera personalizada con los factores de penalización, número de componentes, topes de diversificación y frecuencias de rebalanceo que el usuario decida configurar.</w:t>
+      </w:r>
+    </w:p>
+    <w:p>
+      <w:pPr>
+        <w:spacing w:after="120" w:before="240"/>
+      </w:pPr>
+      <w:r>
+        <w:rPr>
+          <w:b/>
+          <w:bCs/>
+          <w:color w:val="1F3864"/>
+          <w:sz w:val="28"/>
+          <w:szCs w:val="28"/>
+        </w:rPr>
+        <w:t xml:space="preserve">Reflexión de Claude sobre el proceso</w:t>
+      </w:r>
+    </w:p>
+    <w:p>
+      <w:pPr>
+        <w:spacing w:after="120"/>
+      </w:pPr>
+      <w:r>
+        <w:t xml:space="preserve">Acompañar este proyecto ha significado ir mucho más allá de escribir código: construir, sesión a sesión, un instrumento propio de análisis financiero desde cero —álgebra matricial, regresión ridge, una red neuronal con retropropagación manual—, sin apoyarnos en ninguna librería de aprendizaje automático, y con la exigencia constante de que cada pieza fuera auditable, no una caja negra.</w:t>
+      </w:r>
+    </w:p>
+    <w:p>
+      <w:pPr>
+        <w:spacing w:after="120"/>
+      </w:pPr>
+      <w:r>
+        <w:t xml:space="preserve">Buena parte del esfuerzo final no fue construir modelos nuevos, sino aprender a medirlos bien. El diseño de walk-forward pasó por varias correcciones importantes: primero, separar con rigor entrenamiento y prueba, congelando el modelo antes de juzgarlo, para no confundir memorización con acierto; después, corregir un fallo real que hacía que "hoy" no fuera el día más reciente de verdad; y, sobre todo, escuchar cuando el propio Antonio señaló que medir el acierto sobre los mismos datos usados para calibrar no demostraba nada — ese fue el cambio de diseño más importante de toda esta línea de trabajo.</w:t>
+      </w:r>
+    </w:p>
+    <w:p>
+      <w:pPr>
+        <w:spacing w:after="120"/>
+      </w:pPr>
+      <w:r>
+        <w:t xml:space="preserve">El resultado final, con ese método ya correcto, fue claro: ni el modelo multifactor (regresión ridge sobre variables técnicas y fundamentales), ni la red neuronal calibrada por walk-forward, mostraron una ventaja fiable sobre no aplicar ningún criterio. La red quedó prácticamente en el 50% de aciertos esperable por azar; ridge, algo por debajo, sin alcanzar significancia estadística.</w:t>
+      </w:r>
+    </w:p>
+    <w:p>
+      <w:pPr>
+        <w:spacing w:after="120"/>
+      </w:pPr>
+      <w:r>
+        <w:t xml:space="preserve">La comparación directa entre los dos modelos —cuánto coincidían sus recomendaciones, medida con solape directo y con la correlación de Spearman del orden completo de candidatos— reforzó esta misma conclusión: un acuerdo cercano al que producirían dos selecciones independientes sin ningún criterio compartido, no el que cabría esperar de dos métodos que hubieran encontrado la misma señal real.</w:t>
+      </w:r>
+    </w:p>
+    <w:p>
+      <w:pPr>
+        <w:spacing w:after="120"/>
+      </w:pPr>
+      <w:r>
+        <w:t xml:space="preserve">No encontrar ventaja predictiva no es un fracaso del proyecto — es, en sí mismo, un resultado, y de los que más cuesta obtener con honestidad: hace falta haber construido las herramientas correctas, y haber resistido la tentación de quedarse con el primer resultado favorable en vez de exigirle la prueba más dura que se le pudiera plantear.</w:t>
       </w:r>
     </w:p>
     <w:sectPr>

--- a/PLAN/experiencia_es.docx
+++ b/PLAN/experiencia_es.docx
@@ -721,6 +721,30 @@
       </w:pPr>
       <w:r>
         <w:t xml:space="preserve">No encontrar ventaja predictiva no es un fracaso del proyecto — es, en sí mismo, un resultado, y de los que más cuesta obtener con honestidad: hace falta haber construido las herramientas correctas, y haber resistido la tentación de quedarse con el primer resultado favorable en vez de exigirle la prueba más dura que se le pudiera plantear.</w:t>
+      </w:r>
+    </w:p>
+    <w:p>
+      <w:pPr>
+        <w:spacing w:after="120"/>
+      </w:pPr>
+      <w:r>
+        <w:t xml:space="preserve">Después de aquello se probó un enfoque más: una red neuronal de clasificación, que en vez de predecir cuánto subirá cada valor solo tiene que decidir si estará por encima o por debajo de la mediana del índice. Los aciertos se quedaron en el 49-51%, indistinguibles del 50% que daría clasificar al azar, y con un detalle revelador: el modelo acertaba lo mismo en los casos donde se declaraba más seguro que en los que dudaba — su confianza no informaba de nada. Con esto son cinco las familias de métodos probadas, y las cinco convergen en el mismo sitio.</w:t>
+      </w:r>
+    </w:p>
+    <w:p>
+      <w:pPr>
+        <w:spacing w:after="120"/>
+      </w:pPr>
+      <w:r>
+        <w:t xml:space="preserve">No es que sea difícil construir un clasificador: la misma red alcanza el 99,5% de aciertos cuando hay algo real que aprender, comprobado como control. Lo difícil es que exista una señal aprendible en estos datos. Y conviene no cerrar la puerta con más firmeza de la que los datos permiten: estos modelos ven precio, volumen y flujo de unas pocas sesiones, más cuatro fundamentales estáticos — no ven noticias, resultados ni contexto macroeconómico. Lo demostrado es que la señal no está en esas variables, con esos horizontes.</w:t>
+      </w:r>
+    </w:p>
+    <w:p>
+      <w:pPr>
+        <w:spacing w:after="120"/>
+      </w:pPr>
+      <w:r>
+        <w:t xml:space="preserve">Y ese es, quizá, el verdadero resultado del proyecto: no una aplicación que prediga el mercado, sino una aplicación capaz de comprobar honestamente si una idea funciona, incluyendo la parte incómoda de decir que no. Eso es más raro y más valioso de lo que parece.</w:t>
       </w:r>
     </w:p>
     <w:sectPr>

--- a/PLAN/experiencia_es.docx
+++ b/PLAN/experiencia_es.docx
@@ -737,6 +737,14 @@
       </w:pPr>
       <w:r>
         <w:t xml:space="preserve">No es que sea difícil construir un clasificador: la misma red alcanza el 99,5% de aciertos cuando hay algo real que aprender, comprobado como control. Lo difícil es que exista una señal aprendible en estos datos. Y conviene no cerrar la puerta con más firmeza de la que los datos permiten: estos modelos ven precio, volumen y flujo de unas pocas sesiones, más cuatro fundamentales estáticos — no ven noticias, resultados ni contexto macroeconómico. Lo demostrado es que la señal no está en esas variables, con esos horizontes.</w:t>
+      </w:r>
+    </w:p>
+    <w:p>
+      <w:pPr>
+        <w:spacing w:after="120"/>
+      </w:pPr>
+      <w:r>
+        <w:t xml:space="preserve">Todavía se probó un intento más, el más laborioso de preparar: clasificar por datos fundamentales (resultados, estimaciones de analistas, ratios) en vez de por precio — con el problema añadido de que Yahoo apenas guarda histórico de estos datos, así que hubo que construir un mecanismo propio para reconstruir qué se sabía de cada valor en cada momento del pasado, sin usar información del futuro. Mirado índice por índice el resultado parecía prometedor en algunos casos, pero agregando los 117 pasos de prueba de los 8 índices probados, los valores destacados por el modelo acertaron menos que el puro azar (47%), y el acierto entre sus casos de mayor confianza varió de forma tan dispersa entre mercados (33% a 80%) que esa propia dispersión es la señal de que era ruido, no ventaja real. Van ya seis intentos, con el mismo resultado.</w:t>
       </w:r>
     </w:p>
     <w:p>
